--- a/RAC/20장/20장_실습문제_정답.docx
+++ b/RAC/20장/20장_실습문제_정답.docx
@@ -114,7 +114,21 @@
           <w:rFonts w:ascii="맑은 고딕" w:hAnsi="맑은 고딕" w:eastAsia="맑은 고딕"/>
           <w:sz w:val="21"/>
         </w:rPr>
-        <w:t>해설: `-init` 목록에 있으며 OHAS 가 관리한다. 14장에서 AUTO_START 가 always 인 것을 확인했다.</w:t>
+        <w:t xml:space="preserve">해설: </w:t>
+      </w:r>
+      <w:r>
+        <w:rPr>
+          <w:rFonts w:ascii="Consolas" w:hAnsi="Consolas" w:eastAsia="Consolas" w:cs="Consolas"/>
+          <w:sz w:val="20"/>
+        </w:rPr>
+        <w:t xml:space="preserve">-init</w:t>
+      </w:r>
+      <w:r>
+        <w:rPr>
+          <w:rFonts w:ascii="맑은 고딕" w:hAnsi="맑은 고딕" w:eastAsia="맑은 고딕"/>
+          <w:sz w:val="21"/>
+        </w:rPr>
+        <w:t xml:space="preserve"> 목록에 있으며 OHAS 가 관리한다. 14장에서 AUTO_START 가 always 인 것을 확인했다.</w:t>
       </w:r>
     </w:p>
     <w:p>
@@ -240,7 +254,21 @@
           <w:rFonts w:ascii="맑은 고딕" w:hAnsi="맑은 고딕" w:eastAsia="맑은 고딕"/>
           <w:sz w:val="21"/>
         </w:rPr>
-        <w:t>해설: `find` 로 검색해도 나오지 않는다. 11g·12c 자료를 그대로 따라 하면 막히는 대표적인 예다.</w:t>
+        <w:t xml:space="preserve">해설: </w:t>
+      </w:r>
+      <w:r>
+        <w:rPr>
+          <w:rFonts w:ascii="Consolas" w:hAnsi="Consolas" w:eastAsia="Consolas" w:cs="Consolas"/>
+          <w:sz w:val="20"/>
+        </w:rPr>
+        <w:t xml:space="preserve">find</w:t>
+      </w:r>
+      <w:r>
+        <w:rPr>
+          <w:rFonts w:ascii="맑은 고딕" w:hAnsi="맑은 고딕" w:eastAsia="맑은 고딕"/>
+          <w:sz w:val="21"/>
+        </w:rPr>
+        <w:t xml:space="preserve"> 로 검색해도 나오지 않는다. 11g·12c 자료를 그대로 따라 하면 막히는 대표적인 예다.</w:t>
       </w:r>
     </w:p>
     <w:p>
@@ -366,7 +394,21 @@
           <w:rFonts w:ascii="맑은 고딕" w:hAnsi="맑은 고딕" w:eastAsia="맑은 고딕"/>
           <w:sz w:val="21"/>
         </w:rPr>
-        <w:t>해설: 17장 실습 05 와 같은 방식이다. `pkill -9 -f ora_pmon_racdb2` 를 썼다.</w:t>
+        <w:t xml:space="preserve">해설: 17장 실습 05 와 같은 방식이다. </w:t>
+      </w:r>
+      <w:r>
+        <w:rPr>
+          <w:rFonts w:ascii="Consolas" w:hAnsi="Consolas" w:eastAsia="Consolas" w:cs="Consolas"/>
+          <w:sz w:val="20"/>
+        </w:rPr>
+        <w:t xml:space="preserve">pkill -9 -f ora_pmon_racdb2</w:t>
+      </w:r>
+      <w:r>
+        <w:rPr>
+          <w:rFonts w:ascii="맑은 고딕" w:hAnsi="맑은 고딕" w:eastAsia="맑은 고딕"/>
+          <w:sz w:val="21"/>
+        </w:rPr>
+        <w:t xml:space="preserve"> 를 썼다.</w:t>
       </w:r>
     </w:p>
     <w:p>
@@ -877,7 +919,21 @@
           <w:rFonts w:ascii="맑은 고딕" w:hAnsi="맑은 고딕" w:eastAsia="맑은 고딕"/>
           <w:sz w:val="21"/>
         </w:rPr>
-        <w:t>[상-07] 정답: ④ `group by thread#` 가 행이 없는 스레드를 결과에서 제외했기 때문</w:t>
+        <w:t xml:space="preserve">[상-07] 정답: ④ </w:t>
+      </w:r>
+      <w:r>
+        <w:rPr>
+          <w:rFonts w:ascii="Consolas" w:hAnsi="Consolas" w:eastAsia="Consolas" w:cs="Consolas"/>
+          <w:sz w:val="20"/>
+        </w:rPr>
+        <w:t xml:space="preserve">group by thread#</w:t>
+      </w:r>
+      <w:r>
+        <w:rPr>
+          <w:rFonts w:ascii="맑은 고딕" w:hAnsi="맑은 고딕" w:eastAsia="맑은 고딕"/>
+          <w:sz w:val="21"/>
+        </w:rPr>
+        <w:t xml:space="preserve"> 가 행이 없는 스레드를 결과에서 제외했기 때문</w:t>
       </w:r>
     </w:p>
     <w:p>
@@ -895,7 +951,21 @@
           <w:rFonts w:ascii="맑은 고딕" w:hAnsi="맑은 고딕" w:eastAsia="맑은 고딕"/>
           <w:sz w:val="21"/>
         </w:rPr>
-        <w:t>[상-08] 정답: ② `V$THREAD` 에 아우터 조인한다 — "있어야 할 것의 목록" 을 기준으로 조회한다</w:t>
+        <w:t xml:space="preserve">[상-08] 정답: ② </w:t>
+      </w:r>
+      <w:r>
+        <w:rPr>
+          <w:rFonts w:ascii="Consolas" w:hAnsi="Consolas" w:eastAsia="Consolas" w:cs="Consolas"/>
+          <w:sz w:val="20"/>
+        </w:rPr>
+        <w:t xml:space="preserve">V$THREAD</w:t>
+      </w:r>
+      <w:r>
+        <w:rPr>
+          <w:rFonts w:ascii="맑은 고딕" w:hAnsi="맑은 고딕" w:eastAsia="맑은 고딕"/>
+          <w:sz w:val="21"/>
+        </w:rPr>
+        <w:t xml:space="preserve"> 에 아우터 조인한다 — "있어야 할 것의 목록" 을 기준으로 조회한다</w:t>
       </w:r>
     </w:p>
     <w:p>
